--- a/zaini_case_audit_output/outputs/word/documents/173_-05-11~1.DOC.docx.docx
+++ b/zaini_case_audit_output/outputs/word/documents/173_-05-11~1.DOC.docx.docx
@@ -51,6 +51,20 @@
           <w:i/>
         </w:rPr>
         <w:t>[مخرج آلي / Script Output - سماوي]  [مخرج آلي يحتاج مراجعة بشرية - وردي]</w:t>
+      </w:r>
+    </w:p>
+    <w:p>
+      <w:pPr>
+        <w:jc w:val="right"/>
+        <w:bidi/>
+      </w:pPr>
+      <w:r>
+        <w:rPr>
+          <w:b w:val="0"/>
+          <w:i/>
+          <w:color w:val="C00000"/>
+        </w:rPr>
+        <w:t>[نص ممسوح OCR صُحِّح ترتيبه آلياً — قد يحتوي أخطاء طفيفة]</w:t>
       </w:r>
     </w:p>
     <w:p/>
@@ -207,7 +221,7 @@
           <w:b w:val="0"/>
           <w:i w:val="0"/>
         </w:rPr>
-        <w:t>ثم ادعى ان والدي غير كامل الأهلية : وقمنا بتقديم تقرير الصحة النفسية الذي أصدر في 08/06/1432هـ أي عامين بعد المبايعة والذي يثبت بأن الوالد كان بكامل أهليته. (مرفق) ، وهذا كان كاف بأن ترد دعواه.</w:t>
+        <w:t>.هاوعد درت نأب فاك ناك اذهو ، (قفرم) .هتيلهأ لماكب ناك دلاولا نأب تبثي يذلاو ةعيابملا دعب نيماع يأ ـه08/06/1432 يف ردصأ يذلا ةيسفنلا ةحصلا ريرقت ميدقتب انمقو : ةيلهألا لماك ريغ يدلاو نا ىعدا مث</w:t>
       </w:r>
     </w:p>
     <w:p>
@@ -287,7 +301,7 @@
           <w:b w:val="0"/>
           <w:i w:val="0"/>
         </w:rPr>
-        <w:t>وقد تم انفاذ مقتضى هذا الصلح بالتمام والكمال وتم التخارج لبعض الشركاء من هذه الشركة والشركات الأخرى المذكورة وفقاً لنص منطوق الصلح المذكور</w:t>
+        <w:t>روكذملا حلصلا قوطنم صنل ًاقفو ةروكذملا ىرخألا تاكرشلاو ةكرشلا هذه نم ءاكرشلا ضعبل جراختلا متو لامكلاو مامتلاب حلصلا اذه ىضتقم ذافنا مت دقو</w:t>
         <w:br/>
         <w:t>الا انه وللاسف بعد ذلك كله استمر شقيقي عدنان في اقامة دعاوى ضدي بخصوص هذه الشركة والشركات التابعة لها وكانها لم تنتهي ، وعلى سبيل المثال لا الحصر فقد اقام شقيقي عدنان دعوى ضدي فى عام ١٤٣٣ هـ اي بعد ان تم هذا الصلح بيننا في المحكمة الادارية وتمت اجازته والزامنا بموجبه وهذه الدعوى بخصوص شركة كورتينا للصناعات الغذائية المحدودة يطالب فيها بشراكته في هذه الشركة وحلها وتصفيتها وتحميلي كامل الخسائر و تعويضه عن الاضرار المادية التى لحقت به و نسي او تناسى ان هذه الشركة من ضمن الشركات التابعة لشركة احمد زيني و اولاده التي سبق ان تم الصلح فيها وسبق الحكم فيها ومن حسن الحظ ان تمت احالة هذه الدعوى إلى الدائرة التجارية الثانية بالمحكمة الادارية بجدة فرفضت الدائرة هذه الدعوى لسبق الحكم فيها بموجب الصلح المذكور الذي تم بقناعة الطرفين</w:t>
       </w:r>
@@ -302,7 +316,7 @@
           <w:b w:val="0"/>
           <w:i w:val="0"/>
         </w:rPr>
-        <w:t>تقرير أبو غزالة:</w:t>
+        <w:t>:ةلازغ وبأ ريرقت</w:t>
       </w:r>
     </w:p>
     <w:p>
@@ -607,7 +621,7 @@
           <w:b w:val="0"/>
           <w:i w:val="0"/>
         </w:rPr>
-        <w:t>خامساً: خرج الحكم عن الأصول الشرعية والنظامية في الأحكام بقوله في تسبيبه العجيب (أن القرائن احتفت بأن المورث لم يوقع على عقد البيع وتعديل عقد التأسيس وأن القرائن احتفت بأن المورث وقت البيع كان فاقد الأهلية وغير مدرك). وهذا العوار في التسبيب مخالف لمحررات موثقة وأحكام شرعية ومخالف لنظام الإثبات، إذ كيف تعتمد المحكمة على قرينة غير صحيحة بأن العقد غير موقع من المورث دون ثبوت تزوير المحرر، وكيف تزعم أن المورث غير مدرك لتصرفاته وقت التعاقد رغم وجود حكم شرعي ومستندات من كتابة العدل تؤكد أن المورث عام 1431 وعام 1432ه كان كامل الأهلية.</w:t>
+        <w:t>.ةيلهألا لماك ناك ه1432 ماعو 1431 ماع ثروملا نأ دكؤت لدعلا ةباتك نم تادنتسمو يعرش مكح دوجو مغر دقاعتلا تقو هتافرصتل كردم ريغ ثروملا نأ معزت فيكو ،ررحملا ريوزت توبث نود ثروملا نم عقوم ريغ دقعلا نأب ةحيحص ريغ ةنيرق ىلع ةمكحملا دمتعت فيك ذإ ،تابثإلا ماظنل فلاخمو ةيعرش ماكحأو ةقثوم تاررحمل فلاخم بيبستلا يف راوعلا اذهو .(كردم ريغو ةيلهألا دقاف ناك عيبلا تقو ثروملا نأب تفتحا نئارقلا نأو سيسأتلا دقع ليدعتو عيبلا دقع ىلع عقوي مل ثروملا نأب تفتحا نئارقلا نأ) بيجعلا هبيبست يف هلوقب ماكحألا يف ةيماظنلاو ةيعرشلا لوصألا نع مكحلا جرخ :ًاسماخ</w:t>
       </w:r>
     </w:p>
     <w:p>
@@ -789,7 +803,7 @@
           <w:b w:val="0"/>
           <w:i w:val="0"/>
         </w:rPr>
-        <w:t>٨- شهادات الشهود</w:t>
+        <w:t>دوهشلا تاداهش ٨-</w:t>
       </w:r>
     </w:p>
     <w:sectPr>
